--- a/landing-page/program-detail/university-for-the-creative-arts/mba/01-global-mba.docx
+++ b/landing-page/program-detail/university-for-the-creative-arts/mba/01-global-mba.docx
@@ -46,7 +46,7 @@
         <w:t xml:space="preserve">Meta description: </w:t>
       </w:r>
       <w:r>
-        <w:t>Global MBA online, 12 to 18 months. Ofqual Level 7 Diploma, UCA MBA, and Rushford MBA from one programme. Fees confirmed in writing.</w:t>
+        <w:t>Global MBA online, 12 to 18 months. Ofqual Level 7 Diploma, UCA MBA, and Rushford MBA from one program. Fees confirmed in writing.</w:t>
       </w:r>
     </w:p>
     <w:p>
@@ -54,7 +54,7 @@
         <w:pStyle w:val="Heading2"/>
       </w:pPr>
       <w:r>
-        <w:t>Programme at a Glance</w:t>
+        <w:t>Program at a Glance</w:t>
       </w:r>
     </w:p>
     <w:tbl>
@@ -245,7 +245,7 @@
     </w:tbl>
     <w:p>
       <w:r>
-        <w:t>This is the rare MBA that carries three separate credentials on completion. An Ofqual-regulated Level 7 Diploma, a UK master's from the University for the Creative Arts, and the Rushford MBA. One programme, three lines on the CV, each independently verifiable.</w:t>
+        <w:t>This is the rare MBA that carries three separate credentials on completion. An Ofqual-regulated Level 7 Diploma, a UK master's from the University for the Creative Arts, and the Rushford MBA. One program, three lines on the CV, each independently verifiable.</w:t>
       </w:r>
     </w:p>
     <w:p>
@@ -253,7 +253,7 @@
         <w:pStyle w:val="Heading2"/>
       </w:pPr>
       <w:r>
-        <w:t>Programme Overview</w:t>
+        <w:t>Program Overview</w:t>
       </w:r>
     </w:p>
     <w:p>
@@ -271,15 +271,12 @@
         <w:pStyle w:val="Heading2"/>
       </w:pPr>
       <w:r>
-        <w:t>Why Choose This Programme</w:t>
+        <w:t>Why This Program</w:t>
       </w:r>
     </w:p>
     <w:p>
       <w:r>
-        <w:rPr>
-          <w:b/>
-        </w:rPr>
-        <w:t>Three credentials from one programme</w:t>
+        <w:t>**Three credentials from one program**</w:t>
       </w:r>
     </w:p>
     <w:p>
@@ -289,10 +286,7 @@
     </w:p>
     <w:p>
       <w:r>
-        <w:rPr>
-          <w:b/>
-        </w:rPr>
-        <w:t>A UK master's, not a certificate</w:t>
+        <w:t>**A UK master's, not a certificate**</w:t>
       </w:r>
     </w:p>
     <w:p>
@@ -302,10 +296,7 @@
     </w:p>
     <w:p>
       <w:r>
-        <w:rPr>
-          <w:b/>
-        </w:rPr>
-        <w:t>Creative-sector credibility</w:t>
+        <w:t>**Creative-sector credibility**</w:t>
       </w:r>
     </w:p>
     <w:p>
@@ -315,10 +306,7 @@
     </w:p>
     <w:p>
       <w:r>
-        <w:rPr>
-          <w:b/>
-        </w:rPr>
-        <w:t>Credit that transfers, not repeats</w:t>
+        <w:t>**Credit that transfers, not repeats**</w:t>
       </w:r>
     </w:p>
     <w:p>
@@ -328,23 +316,17 @@
     </w:p>
     <w:p>
       <w:r>
-        <w:rPr>
-          <w:b/>
-        </w:rPr>
-        <w:t>Self-paced around a full job</w:t>
+        <w:t>**Self-paced around a full job**</w:t>
       </w:r>
     </w:p>
     <w:p>
       <w:r>
-        <w:t>Expect roughly 12 to 15 study hours a week, scheduled by you, so the programme fits around work rather than replacing it.</w:t>
+        <w:t>Expect roughly 12 to 15 study hours a week, scheduled by you, so the program fits around work rather than replacing it.</w:t>
       </w:r>
     </w:p>
     <w:p>
       <w:r>
-        <w:rPr>
-          <w:b/>
-        </w:rPr>
-        <w:t>A thesis you can point to</w:t>
+        <w:t>**A thesis you can point to**</w:t>
       </w:r>
     </w:p>
     <w:p>
@@ -354,13 +336,7 @@
     </w:p>
     <w:p>
       <w:r>
-        <w:rPr>
-          <w:b/>
-        </w:rPr>
-        <w:t xml:space="preserve">Honest take: </w:t>
-      </w:r>
-      <w:r>
-        <w:t>if your goal is a fast, single-badge management refresh, a shorter MBA suits you better. This programme is heavier by design, and the payoff is a fuller credential stack.</w:t>
+        <w:t>Honest take: if your goal is a fast, single-badge management refresh, a shorter MBA suits you better. This program is heavier by design, and the payoff is a fuller credential stack.</w:t>
       </w:r>
     </w:p>
     <w:p>
@@ -392,7 +368,7 @@
         <w:pStyle w:val="ListBullet"/>
       </w:pPr>
       <w:r>
-        <w:t>Direct and plan at the level of the whole organisation</w:t>
+        <w:t>Direct and plan at the level of the whole organization</w:t>
       </w:r>
     </w:p>
     <w:p>
@@ -517,7 +493,7 @@
         <w:pStyle w:val="Heading2"/>
       </w:pPr>
       <w:r>
-        <w:t>Programme Structure</w:t>
+        <w:t>Program Structure</w:t>
       </w:r>
     </w:p>
     <w:p>
@@ -583,7 +559,7 @@
         <w:pStyle w:val="ListBullet"/>
       </w:pPr>
       <w:r>
-        <w:t>Instalment plans in AED</w:t>
+        <w:t>Installment plans in AED</w:t>
       </w:r>
     </w:p>
     <w:p>
@@ -663,7 +639,7 @@
         <w:pStyle w:val="ListBullet"/>
       </w:pPr>
       <w:r>
-        <w:t>Programme fee range across the portfolio: AED 16,000 to AED 40,000</w:t>
+        <w:t>Program fee range across the portfolio: AED 16,000 to AED 40,000</w:t>
       </w:r>
     </w:p>
     <w:p>
@@ -671,7 +647,7 @@
         <w:pStyle w:val="ListBullet"/>
       </w:pPr>
       <w:r>
-        <w:t>Exact fee for this programme: confirmed in writing at admission</w:t>
+        <w:t>Exact fee for this program: confirmed in writing at admission</w:t>
       </w:r>
     </w:p>
     <w:p>
@@ -679,7 +655,7 @@
         <w:pStyle w:val="ListBullet"/>
       </w:pPr>
       <w:r>
-        <w:t>Instalments in AED available</w:t>
+        <w:t>Installments in AED available</w:t>
       </w:r>
     </w:p>
     <w:p>
@@ -700,7 +676,7 @@
     </w:p>
     <w:p>
       <w:r>
-        <w:t>The written quote arrives before any payment commitment. That is the standard for every programme we place.</w:t>
+        <w:t>The written quote arrives before any payment commitment. That is the standard for every program we place.</w:t>
       </w:r>
     </w:p>
     <w:sectPr>
